--- a/public/temas/ejercicio-3/ESQUEMA TEMA 22.docx
+++ b/public/temas/ejercicio-3/ESQUEMA TEMA 22.docx
@@ -337,7 +337,7 @@
           <w:rFonts w:ascii="Cambria" w:hAnsi="Cambria" w:cs="Cambria" w:eastAsia="Cambria"/>
           <w:sz w:val="22"/>
         </w:rPr>
-        <w:t xml:space="preserve"> (firmado 15-11-2023, provisional desde 1-1-2024) sustituye a Cotonú</w:t>
+        <w:t xml:space="preserve"> (firmado 15 de noviembre de 2023, provisional desde 1 de enero de 2024) sustituye a Cotonú</w:t>
       </w:r>
     </w:p>
     <w:p>
@@ -366,7 +366,7 @@
           <w:rFonts w:ascii="Cambria" w:hAnsi="Cambria" w:cs="Cambria" w:eastAsia="Cambria"/>
           <w:sz w:val="22"/>
         </w:rPr>
-        <w:t xml:space="preserve"> (hasta 31-12-2026) y nuevo SPG </w:t>
+        <w:t xml:space="preserve"> (hasta 31 de diciembre de 2026) y nuevo SPG </w:t>
       </w:r>
       <w:r>
         <w:rPr>
@@ -381,7 +381,7 @@
           <w:rFonts w:ascii="Cambria" w:hAnsi="Cambria" w:cs="Cambria" w:eastAsia="Cambria"/>
           <w:sz w:val="22"/>
         </w:rPr>
-        <w:t xml:space="preserve"> (desde 1-1-2027)</w:t>
+        <w:t xml:space="preserve"> (desde 1 de enero de 2027)</w:t>
       </w:r>
     </w:p>
     <w:p>
@@ -563,7 +563,7 @@
           <w:b/>
           <w:sz w:val="22"/>
         </w:rPr>
-        <w:t>1-7-1971</w:t>
+        <w:t>1 de julio de 1971</w:t>
       </w:r>
     </w:p>
     <w:p>
@@ -747,7 +747,7 @@
           <w:b/>
           <w:sz w:val="22"/>
         </w:rPr>
-        <w:t>DS246 CE – Preferencias arancelarias</w:t>
+        <w:t>DS246 CE, Preferencias arancelarias</w:t>
       </w:r>
       <w:r>
         <w:rPr>
@@ -902,7 +902,7 @@
           <w:rFonts w:ascii="Cambria" w:hAnsi="Cambria" w:cs="Cambria" w:eastAsia="Cambria"/>
           <w:sz w:val="22"/>
         </w:rPr>
-        <w:t xml:space="preserve"> hasta 31-12-2013</w:t>
+        <w:t xml:space="preserve"> hasta 31 de diciembre de 2013</w:t>
       </w:r>
     </w:p>
     <w:p>
@@ -1010,7 +1010,7 @@
           <w:rFonts w:ascii="Cambria" w:hAnsi="Cambria" w:cs="Cambria" w:eastAsia="Cambria"/>
           <w:sz w:val="22"/>
         </w:rPr>
-        <w:t xml:space="preserve">: DOUE 31-10-2012, preferencias desde </w:t>
+        <w:t xml:space="preserve">: DOUE 31 de octubre de 2012, preferencias desde </w:t>
       </w:r>
       <w:r>
         <w:rPr>
@@ -1018,7 +1018,7 @@
           <w:b/>
           <w:sz w:val="22"/>
         </w:rPr>
-        <w:t>1-1-2014</w:t>
+        <w:t>1 de enero de 2014</w:t>
       </w:r>
     </w:p>
     <w:p>
@@ -1176,7 +1176,7 @@
           <w:rFonts w:ascii="Cambria" w:hAnsi="Cambria" w:cs="Cambria" w:eastAsia="Cambria"/>
           <w:sz w:val="22"/>
         </w:rPr>
-        <w:t xml:space="preserve"> prorrogó el 978/2012 hasta 31-12-2027, pero será derogado el 1-1-2027</w:t>
+        <w:t xml:space="preserve"> prorrogó el 978/2012 hasta 31 de diciembre de 2027, pero será derogado el 1 de enero de 2027</w:t>
       </w:r>
     </w:p>
     <w:p>
@@ -2466,7 +2466,7 @@
           <w:rFonts w:ascii="Cambria" w:hAnsi="Cambria" w:cs="Cambria" w:eastAsia="Cambria"/>
           <w:sz w:val="22"/>
         </w:rPr>
-        <w:t xml:space="preserve"> (desde 2017, obligatorio desde 30-6-2020), sustituye a FORM A. Hasta </w:t>
+        <w:t xml:space="preserve"> (desde 2017, obligatorio desde 30 de junio de 2020), sustituye a FORM A. Hasta </w:t>
       </w:r>
       <w:r>
         <w:rPr>
@@ -2537,7 +2537,7 @@
           <w:rFonts w:ascii="Cambria" w:hAnsi="Cambria" w:cs="Cambria" w:eastAsia="Cambria"/>
           <w:sz w:val="22"/>
         </w:rPr>
-        <w:t xml:space="preserve">Acuerdo 1-12-2025, Parlamento 28-4-2026, </w:t>
+        <w:t xml:space="preserve">Acuerdo 1 de diciembre de 2025, Parlamento 28 de abril de 2026, </w:t>
       </w:r>
       <w:r>
         <w:rPr>
@@ -2552,7 +2552,7 @@
           <w:rFonts w:ascii="Cambria" w:hAnsi="Cambria" w:cs="Cambria" w:eastAsia="Cambria"/>
           <w:sz w:val="22"/>
         </w:rPr>
-        <w:t xml:space="preserve"> de 17-6-2026, DOUE 22-6-2026. Base </w:t>
+        <w:t xml:space="preserve"> de 17 de junio de 2026, DOUE 22 de junio de 2026. Base </w:t>
       </w:r>
       <w:r>
         <w:rPr>
@@ -2582,7 +2582,7 @@
           <w:b/>
           <w:sz w:val="22"/>
         </w:rPr>
-        <w:t>1-1-2027 a 31-12-2036</w:t>
+        <w:t>1 de enero de 2027 a 31 de diciembre de 2036</w:t>
       </w:r>
       <w:r>
         <w:rPr>
@@ -2936,7 +2936,7 @@
           <w:b/>
           <w:sz w:val="22"/>
         </w:rPr>
-        <w:t>31-12-2028</w:t>
+        <w:t>31 de diciembre de 2028</w:t>
       </w:r>
     </w:p>
     <w:p>
@@ -3031,7 +3031,7 @@
           <w:b/>
           <w:sz w:val="22"/>
         </w:rPr>
-        <w:t>1-1-2029</w:t>
+        <w:t>1 de enero de 2029</w:t>
       </w:r>
     </w:p>
     <w:p>
